--- a/spa/docx/49.content.docx
+++ b/spa/docx/49.content.docx
@@ -12684,19 +12684,7 @@
         <w:rPr>
           <w:lang w:val="es_ES" w:bidi="es_ES"/>
         </w:rPr>
-        <w:t xml:space="preserve">). • Pablo no promovía la esclavitud, sino que enseñaba a los cristianos cómo vivir en ella como un hecho de la vida en esa cultura (para el entendimiento de Pablo sobre la esclavitud, ver </w:t>
-      </w:r>
-      <w:r>
-        <w:rPr>
-          <w:lang w:val="es_ES" w:bidi="es_ES"/>
-        </w:rPr>
-        <w:t>Introducción al Libro de Filemón</w:t>
-      </w:r>
-      <w:r>
-        <w:rPr>
-          <w:lang w:val="es_ES" w:bidi="es_ES"/>
-        </w:rPr>
-        <w:t>, “significado y mensaje”).</w:t>
+        <w:t>). • Pablo no promovía la esclavitud, sino que enseñaba a los cristianos cómo vivir en ella como un hecho de la vida en esa cultura (para el entendimiento de Pablo sobre la esclavitud, ver Introducción al Libro de Filemón, “significado y mensaje”).</w:t>
       </w:r>
       <w:r>
         <w:rPr>
